--- a/backend-exhibits/Google MyDrive to Google MyDrive Standard Plan - Standard Include.docx
+++ b/backend-exhibits/Google MyDrive to Google MyDrive Standard Plan - Standard Include.docx
@@ -51,7 +51,7 @@
                 <w:b/>
                 <w:sz w:val="21"/>
               </w:rPr>
-              <w:t xml:space="preserve">Standard Plan Features (Google </w:t>
+              <w:t xml:space="preserve">Basic Plan Features (Google </w:t>
             </w:r>
             <w:proofErr w:type="spellStart"/>
             <w:r>
@@ -795,7 +795,7 @@
                 <w:sz w:val="21"/>
               </w:rPr>
               <w:lastRenderedPageBreak/>
-              <w:t xml:space="preserve">Standard Plan Features (Google </w:t>
+              <w:t xml:space="preserve">Basic Plan Features (Google </w:t>
             </w:r>
             <w:proofErr w:type="spellStart"/>
             <w:r>

--- a/backend-exhibits/Google MyDrive to Google MyDrive Standard Plan - Standard Include.docx
+++ b/backend-exhibits/Google MyDrive to Google MyDrive Standard Plan - Standard Include.docx
@@ -47,7 +47,7 @@
             </w:pPr>
             <w:r>
               <w:rPr>
-                <w:rFonts w:ascii="Arial" w:eastAsia="Arial" w:hAnsi="Arial" w:cs="Arial"/>
+                <w:rFonts w:ascii="Arial" w:hAnsi="Arial" w:cs="Arial" w:eastAsia="Arial"/>
                 <w:b/>
                 <w:sz w:val="21"/>
               </w:rPr>
@@ -56,7 +56,7 @@
             <w:proofErr w:type="spellStart"/>
             <w:r>
               <w:rPr>
-                <w:rFonts w:ascii="Arial" w:eastAsia="Arial" w:hAnsi="Arial" w:cs="Arial"/>
+                <w:rFonts w:ascii="Arial" w:hAnsi="Arial" w:cs="Arial" w:eastAsia="Arial"/>
                 <w:b/>
                 <w:sz w:val="21"/>
               </w:rPr>
@@ -65,7 +65,7 @@
             <w:proofErr w:type="spellEnd"/>
             <w:r>
               <w:rPr>
-                <w:rFonts w:ascii="Arial" w:eastAsia="Arial" w:hAnsi="Arial" w:cs="Arial"/>
+                <w:rFonts w:ascii="Arial" w:hAnsi="Arial" w:cs="Arial" w:eastAsia="Arial"/>
                 <w:b/>
                 <w:sz w:val="21"/>
               </w:rPr>
@@ -74,7 +74,7 @@
             <w:proofErr w:type="spellStart"/>
             <w:r>
               <w:rPr>
-                <w:rFonts w:ascii="Arial" w:eastAsia="Arial" w:hAnsi="Arial" w:cs="Arial"/>
+                <w:rFonts w:ascii="Arial" w:hAnsi="Arial" w:cs="Arial" w:eastAsia="Arial"/>
                 <w:b/>
                 <w:sz w:val="21"/>
               </w:rPr>
@@ -83,7 +83,7 @@
             <w:proofErr w:type="spellEnd"/>
             <w:r>
               <w:rPr>
-                <w:rFonts w:ascii="Arial" w:eastAsia="Arial" w:hAnsi="Arial" w:cs="Arial"/>
+                <w:rFonts w:ascii="Arial" w:hAnsi="Arial" w:cs="Arial" w:eastAsia="Arial"/>
                 <w:b/>
                 <w:sz w:val="21"/>
               </w:rPr>
@@ -109,7 +109,7 @@
           <w:p>
             <w:r>
               <w:rPr>
-                <w:rFonts w:ascii="Arial" w:eastAsia="Arial" w:hAnsi="Arial" w:cs="Arial"/>
+                <w:rFonts w:ascii="Arial" w:hAnsi="Arial" w:cs="Arial" w:eastAsia="Arial"/>
                 <w:b/>
                 <w:sz w:val="21"/>
               </w:rPr>
@@ -134,7 +134,7 @@
             <w:proofErr w:type="spellStart"/>
             <w:r>
               <w:rPr>
-                <w:rFonts w:ascii="Arial" w:eastAsia="Arial" w:hAnsi="Arial" w:cs="Arial"/>
+                <w:rFonts w:ascii="Arial" w:hAnsi="Arial" w:cs="Arial" w:eastAsia="Arial"/>
                 <w:sz w:val="21"/>
               </w:rPr>
               <w:t>CloudFuze</w:t>
@@ -142,7 +142,7 @@
             <w:proofErr w:type="spellEnd"/>
             <w:r>
               <w:rPr>
-                <w:rFonts w:ascii="Arial" w:eastAsia="Arial" w:hAnsi="Arial" w:cs="Arial"/>
+                <w:rFonts w:ascii="Arial" w:hAnsi="Arial" w:cs="Arial" w:eastAsia="Arial"/>
                 <w:sz w:val="21"/>
               </w:rPr>
               <w:t xml:space="preserve"> ensures the seamless migration of the data from the source cloud to destination, preserving the accuracy and integrity of the data structure.</w:t>
@@ -167,7 +167,7 @@
           <w:p>
             <w:r>
               <w:rPr>
-                <w:rFonts w:ascii="Arial" w:eastAsia="Arial" w:hAnsi="Arial" w:cs="Arial"/>
+                <w:rFonts w:ascii="Arial" w:hAnsi="Arial" w:cs="Arial" w:eastAsia="Arial"/>
                 <w:b/>
                 <w:sz w:val="21"/>
               </w:rPr>
@@ -191,7 +191,7 @@
             </w:pPr>
             <w:r>
               <w:rPr>
-                <w:rFonts w:ascii="Arial" w:eastAsia="Arial" w:hAnsi="Arial" w:cs="Arial"/>
+                <w:rFonts w:ascii="Arial" w:hAnsi="Arial" w:cs="Arial" w:eastAsia="Arial"/>
                 <w:sz w:val="21"/>
               </w:rPr>
               <w:t>The initial data migration from source to destination is considered as One-time migration.</w:t>
@@ -216,7 +216,7 @@
           <w:p>
             <w:r>
               <w:rPr>
-                <w:rFonts w:ascii="Arial" w:eastAsia="Arial" w:hAnsi="Arial" w:cs="Arial"/>
+                <w:rFonts w:ascii="Arial" w:hAnsi="Arial" w:cs="Arial" w:eastAsia="Arial"/>
                 <w:b/>
                 <w:sz w:val="21"/>
               </w:rPr>
@@ -240,7 +240,7 @@
             </w:pPr>
             <w:r>
               <w:rPr>
-                <w:rFonts w:ascii="Arial" w:eastAsia="Arial" w:hAnsi="Arial" w:cs="Arial"/>
+                <w:rFonts w:ascii="Arial" w:hAnsi="Arial" w:cs="Arial" w:eastAsia="Arial"/>
                 <w:sz w:val="21"/>
               </w:rPr>
               <w:t>Migration of incremental changes made in source during the onetime migration.</w:t>
@@ -265,7 +265,7 @@
           <w:p>
             <w:r>
               <w:rPr>
-                <w:rFonts w:ascii="Arial" w:eastAsia="Arial" w:hAnsi="Arial" w:cs="Arial"/>
+                <w:rFonts w:ascii="Arial" w:hAnsi="Arial" w:cs="Arial" w:eastAsia="Arial"/>
                 <w:b/>
                 <w:sz w:val="21"/>
               </w:rPr>
@@ -290,7 +290,7 @@
             <w:proofErr w:type="spellStart"/>
             <w:r>
               <w:rPr>
-                <w:rFonts w:ascii="Arial" w:eastAsia="Arial" w:hAnsi="Arial" w:cs="Arial"/>
+                <w:rFonts w:ascii="Arial" w:hAnsi="Arial" w:cs="Arial" w:eastAsia="Arial"/>
                 <w:sz w:val="21"/>
               </w:rPr>
               <w:t>CloudFuze</w:t>
@@ -298,7 +298,7 @@
             <w:proofErr w:type="spellEnd"/>
             <w:r>
               <w:rPr>
-                <w:rFonts w:ascii="Arial" w:eastAsia="Arial" w:hAnsi="Arial" w:cs="Arial"/>
+                <w:rFonts w:ascii="Arial" w:hAnsi="Arial" w:cs="Arial" w:eastAsia="Arial"/>
                 <w:sz w:val="21"/>
               </w:rPr>
               <w:t xml:space="preserve"> preserves all root folder permissions along with access levels.</w:t>
@@ -323,7 +323,7 @@
           <w:p>
             <w:r>
               <w:rPr>
-                <w:rFonts w:ascii="Arial" w:eastAsia="Arial" w:hAnsi="Arial" w:cs="Arial"/>
+                <w:rFonts w:ascii="Arial" w:hAnsi="Arial" w:cs="Arial" w:eastAsia="Arial"/>
                 <w:b/>
                 <w:sz w:val="21"/>
               </w:rPr>
@@ -349,7 +349,7 @@
             <w:proofErr w:type="spellStart"/>
             <w:r>
               <w:rPr>
-                <w:rFonts w:ascii="Arial" w:eastAsia="Arial" w:hAnsi="Arial" w:cs="Arial"/>
+                <w:rFonts w:ascii="Arial" w:hAnsi="Arial" w:cs="Arial" w:eastAsia="Arial"/>
                 <w:sz w:val="21"/>
               </w:rPr>
               <w:t>CloudFuze</w:t>
@@ -357,7 +357,7 @@
             <w:proofErr w:type="spellEnd"/>
             <w:r>
               <w:rPr>
-                <w:rFonts w:ascii="Arial" w:eastAsia="Arial" w:hAnsi="Arial" w:cs="Arial"/>
+                <w:rFonts w:ascii="Arial" w:hAnsi="Arial" w:cs="Arial" w:eastAsia="Arial"/>
                 <w:sz w:val="21"/>
               </w:rPr>
               <w:t xml:space="preserve"> preserves all Root file permissions along with access levels.</w:t>
@@ -382,7 +382,7 @@
           <w:p>
             <w:r>
               <w:rPr>
-                <w:rFonts w:ascii="Arial" w:eastAsia="Arial" w:hAnsi="Arial" w:cs="Arial"/>
+                <w:rFonts w:ascii="Arial" w:hAnsi="Arial" w:cs="Arial" w:eastAsia="Arial"/>
                 <w:b/>
                 <w:sz w:val="21"/>
               </w:rPr>
@@ -407,7 +407,7 @@
             <w:proofErr w:type="spellStart"/>
             <w:r>
               <w:rPr>
-                <w:rFonts w:ascii="Arial" w:eastAsia="Arial" w:hAnsi="Arial" w:cs="Arial"/>
+                <w:rFonts w:ascii="Arial" w:hAnsi="Arial" w:cs="Arial" w:eastAsia="Arial"/>
                 <w:sz w:val="21"/>
               </w:rPr>
               <w:t>CloudFuze</w:t>
@@ -415,7 +415,7 @@
             <w:proofErr w:type="spellEnd"/>
             <w:r>
               <w:rPr>
-                <w:rFonts w:ascii="Arial" w:eastAsia="Arial" w:hAnsi="Arial" w:cs="Arial"/>
+                <w:rFonts w:ascii="Arial" w:hAnsi="Arial" w:cs="Arial" w:eastAsia="Arial"/>
                 <w:sz w:val="21"/>
               </w:rPr>
               <w:t xml:space="preserve"> preserves all subfolder permissions along with access levels.</w:t>
@@ -440,7 +440,7 @@
           <w:p>
             <w:r>
               <w:rPr>
-                <w:rFonts w:ascii="Arial" w:eastAsia="Arial" w:hAnsi="Arial" w:cs="Arial"/>
+                <w:rFonts w:ascii="Arial" w:hAnsi="Arial" w:cs="Arial" w:eastAsia="Arial"/>
                 <w:b/>
                 <w:sz w:val="21"/>
               </w:rPr>
@@ -465,7 +465,7 @@
             <w:proofErr w:type="spellStart"/>
             <w:r>
               <w:rPr>
-                <w:rFonts w:ascii="Arial" w:eastAsia="Arial" w:hAnsi="Arial" w:cs="Arial"/>
+                <w:rFonts w:ascii="Arial" w:hAnsi="Arial" w:cs="Arial" w:eastAsia="Arial"/>
                 <w:sz w:val="21"/>
               </w:rPr>
               <w:t>CloudFuze</w:t>
@@ -473,7 +473,7 @@
             <w:proofErr w:type="spellEnd"/>
             <w:r>
               <w:rPr>
-                <w:rFonts w:ascii="Arial" w:eastAsia="Arial" w:hAnsi="Arial" w:cs="Arial"/>
+                <w:rFonts w:ascii="Arial" w:hAnsi="Arial" w:cs="Arial" w:eastAsia="Arial"/>
                 <w:sz w:val="21"/>
               </w:rPr>
               <w:t xml:space="preserve"> can migrate external permissions (Files/Folders shared with people of outside organizations) of files/folders to the destination along with access levels.</w:t>
@@ -498,7 +498,7 @@
           <w:p>
             <w:r>
               <w:rPr>
-                <w:rFonts w:ascii="Arial" w:eastAsia="Arial" w:hAnsi="Arial" w:cs="Arial"/>
+                <w:rFonts w:ascii="Arial" w:hAnsi="Arial" w:cs="Arial" w:eastAsia="Arial"/>
                 <w:b/>
                 <w:sz w:val="21"/>
               </w:rPr>
@@ -522,7 +522,7 @@
             </w:pPr>
             <w:r>
               <w:rPr>
-                <w:rFonts w:ascii="Arial" w:eastAsia="Arial" w:hAnsi="Arial" w:cs="Arial"/>
+                <w:rFonts w:ascii="Arial" w:hAnsi="Arial" w:cs="Arial" w:eastAsia="Arial"/>
                 <w:sz w:val="21"/>
               </w:rPr>
               <w:t>Maintaining the original timestamps, including creation and modification dates and times, when transferring data to the destination cloud.</w:t>
@@ -547,7 +547,7 @@
           <w:p>
             <w:r>
               <w:rPr>
-                <w:rFonts w:ascii="Arial" w:eastAsia="Arial" w:hAnsi="Arial" w:cs="Arial"/>
+                <w:rFonts w:ascii="Arial" w:hAnsi="Arial" w:cs="Arial" w:eastAsia="Arial"/>
                 <w:b/>
                 <w:sz w:val="21"/>
               </w:rPr>
@@ -571,7 +571,7 @@
             </w:pPr>
             <w:r>
               <w:rPr>
-                <w:rFonts w:ascii="Arial" w:eastAsia="Arial" w:hAnsi="Arial" w:cs="Arial"/>
+                <w:rFonts w:ascii="Arial" w:hAnsi="Arial" w:cs="Arial" w:eastAsia="Arial"/>
                 <w:sz w:val="21"/>
               </w:rPr>
               <w:t>Special characters not supported by the destination cloud will be automatically replaced with underscores (_) or hyphens (-). This ensures that the integrity of the data is maintained during the migration process.</w:t>
@@ -596,7 +596,7 @@
           <w:p>
             <w:r>
               <w:rPr>
-                <w:rFonts w:ascii="Arial" w:eastAsia="Arial" w:hAnsi="Arial" w:cs="Arial"/>
+                <w:rFonts w:ascii="Arial" w:hAnsi="Arial" w:cs="Arial" w:eastAsia="Arial"/>
                 <w:b/>
                 <w:sz w:val="21"/>
               </w:rPr>
@@ -620,7 +620,7 @@
             </w:pPr>
             <w:r>
               <w:rPr>
-                <w:rFonts w:ascii="Arial" w:eastAsia="Arial" w:hAnsi="Arial" w:cs="Arial"/>
+                <w:rFonts w:ascii="Arial" w:hAnsi="Arial" w:cs="Arial" w:eastAsia="Arial"/>
                 <w:sz w:val="21"/>
               </w:rPr>
               <w:t>The system will automatically prevent the generation of email notifications for collaborations on folders/files originating from the destination cloud.</w:t>
@@ -645,7 +645,7 @@
           <w:p>
             <w:r>
               <w:rPr>
-                <w:rFonts w:ascii="Arial" w:eastAsia="Arial" w:hAnsi="Arial" w:cs="Arial"/>
+                <w:rFonts w:ascii="Arial" w:hAnsi="Arial" w:cs="Arial" w:eastAsia="Arial"/>
                 <w:b/>
                 <w:sz w:val="21"/>
               </w:rPr>
@@ -669,7 +669,7 @@
             </w:pPr>
             <w:r>
               <w:rPr>
-                <w:rFonts w:ascii="Arial" w:eastAsia="Arial" w:hAnsi="Arial" w:cs="Arial"/>
+                <w:rFonts w:ascii="Arial" w:hAnsi="Arial" w:cs="Arial" w:eastAsia="Arial"/>
                 <w:sz w:val="21"/>
               </w:rPr>
               <w:t>If the destination cloud has a long folder path limitation, the system automatically adjusts the destination's path as per the limitation.</w:t>
@@ -694,7 +694,7 @@
           <w:p>
             <w:r>
               <w:rPr>
-                <w:rFonts w:ascii="Arial" w:eastAsia="Arial" w:hAnsi="Arial" w:cs="Arial"/>
+                <w:rFonts w:ascii="Arial" w:hAnsi="Arial" w:cs="Arial" w:eastAsia="Arial"/>
                 <w:b/>
                 <w:sz w:val="21"/>
               </w:rPr>
@@ -718,7 +718,7 @@
             </w:pPr>
             <w:r>
               <w:rPr>
-                <w:rFonts w:ascii="Arial" w:eastAsia="Arial" w:hAnsi="Arial" w:cs="Arial"/>
+                <w:rFonts w:ascii="Arial" w:hAnsi="Arial" w:cs="Arial" w:eastAsia="Arial"/>
                 <w:sz w:val="21"/>
               </w:rPr>
               <w:t>Conflicts will be re-</w:t>
@@ -726,7 +726,7 @@
             <w:proofErr w:type="gramStart"/>
             <w:r>
               <w:rPr>
-                <w:rFonts w:ascii="Arial" w:eastAsia="Arial" w:hAnsi="Arial" w:cs="Arial"/>
+                <w:rFonts w:ascii="Arial" w:hAnsi="Arial" w:cs="Arial" w:eastAsia="Arial"/>
                 <w:sz w:val="21"/>
               </w:rPr>
               <w:t>tried</w:t>
@@ -734,7 +734,7 @@
             <w:proofErr w:type="gramEnd"/>
             <w:r>
               <w:rPr>
-                <w:rFonts w:ascii="Arial" w:eastAsia="Arial" w:hAnsi="Arial" w:cs="Arial"/>
+                <w:rFonts w:ascii="Arial" w:hAnsi="Arial" w:cs="Arial" w:eastAsia="Arial"/>
                 <w:sz w:val="21"/>
               </w:rPr>
               <w:t xml:space="preserve"> three times automatically.</w:t>
@@ -790,7 +790,7 @@
             </w:pPr>
             <w:r>
               <w:rPr>
-                <w:rFonts w:ascii="Arial" w:eastAsia="Arial" w:hAnsi="Arial" w:cs="Arial"/>
+                <w:rFonts w:ascii="Arial" w:hAnsi="Arial" w:cs="Arial" w:eastAsia="Arial"/>
                 <w:b/>
                 <w:sz w:val="21"/>
               </w:rPr>
@@ -800,7 +800,7 @@
             <w:proofErr w:type="spellStart"/>
             <w:r>
               <w:rPr>
-                <w:rFonts w:ascii="Arial" w:eastAsia="Arial" w:hAnsi="Arial" w:cs="Arial"/>
+                <w:rFonts w:ascii="Arial" w:hAnsi="Arial" w:cs="Arial" w:eastAsia="Arial"/>
                 <w:b/>
                 <w:sz w:val="21"/>
               </w:rPr>
@@ -809,7 +809,7 @@
             <w:proofErr w:type="spellEnd"/>
             <w:r>
               <w:rPr>
-                <w:rFonts w:ascii="Arial" w:eastAsia="Arial" w:hAnsi="Arial" w:cs="Arial"/>
+                <w:rFonts w:ascii="Arial" w:hAnsi="Arial" w:cs="Arial" w:eastAsia="Arial"/>
                 <w:b/>
                 <w:sz w:val="21"/>
               </w:rPr>
@@ -835,7 +835,7 @@
           <w:p>
             <w:r>
               <w:rPr>
-                <w:rFonts w:ascii="Arial" w:eastAsia="Arial" w:hAnsi="Arial" w:cs="Arial"/>
+                <w:rFonts w:ascii="Arial" w:hAnsi="Arial" w:cs="Arial" w:eastAsia="Arial"/>
                 <w:b/>
                 <w:sz w:val="21"/>
               </w:rPr>
@@ -860,7 +860,7 @@
             <w:proofErr w:type="spellStart"/>
             <w:r>
               <w:rPr>
-                <w:rFonts w:ascii="Arial" w:eastAsia="Arial" w:hAnsi="Arial" w:cs="Arial"/>
+                <w:rFonts w:ascii="Arial" w:hAnsi="Arial" w:cs="Arial" w:eastAsia="Arial"/>
                 <w:sz w:val="21"/>
               </w:rPr>
               <w:t>CloudFuze</w:t>
@@ -868,7 +868,7 @@
             <w:proofErr w:type="spellEnd"/>
             <w:r>
               <w:rPr>
-                <w:rFonts w:ascii="Arial" w:eastAsia="Arial" w:hAnsi="Arial" w:cs="Arial"/>
+                <w:rFonts w:ascii="Arial" w:hAnsi="Arial" w:cs="Arial" w:eastAsia="Arial"/>
                 <w:sz w:val="21"/>
               </w:rPr>
               <w:t xml:space="preserve"> ensures the seamless migration of the data from the source cloud to destination, preserving the accuracy and integrity of the data structure.</w:t>
@@ -893,7 +893,7 @@
           <w:p>
             <w:r>
               <w:rPr>
-                <w:rFonts w:ascii="Arial" w:eastAsia="Arial" w:hAnsi="Arial" w:cs="Arial"/>
+                <w:rFonts w:ascii="Arial" w:hAnsi="Arial" w:cs="Arial" w:eastAsia="Arial"/>
                 <w:b/>
                 <w:sz w:val="21"/>
               </w:rPr>
@@ -917,7 +917,7 @@
             </w:pPr>
             <w:r>
               <w:rPr>
-                <w:rFonts w:ascii="Arial" w:eastAsia="Arial" w:hAnsi="Arial" w:cs="Arial"/>
+                <w:rFonts w:ascii="Arial" w:hAnsi="Arial" w:cs="Arial" w:eastAsia="Arial"/>
                 <w:sz w:val="21"/>
               </w:rPr>
               <w:t>The initial data migration from source to destination is considered as One-time migration.</w:t>
@@ -942,7 +942,7 @@
           <w:p>
             <w:r>
               <w:rPr>
-                <w:rFonts w:ascii="Arial" w:eastAsia="Arial" w:hAnsi="Arial" w:cs="Arial"/>
+                <w:rFonts w:ascii="Arial" w:hAnsi="Arial" w:cs="Arial" w:eastAsia="Arial"/>
                 <w:b/>
                 <w:sz w:val="21"/>
               </w:rPr>
@@ -966,7 +966,7 @@
             </w:pPr>
             <w:r>
               <w:rPr>
-                <w:rFonts w:ascii="Arial" w:eastAsia="Arial" w:hAnsi="Arial" w:cs="Arial"/>
+                <w:rFonts w:ascii="Arial" w:hAnsi="Arial" w:cs="Arial" w:eastAsia="Arial"/>
                 <w:sz w:val="21"/>
               </w:rPr>
               <w:t>Migration of incremental changes made in source during the onetime migration.</w:t>
@@ -991,7 +991,7 @@
           <w:p>
             <w:r>
               <w:rPr>
-                <w:rFonts w:ascii="Arial" w:eastAsia="Arial" w:hAnsi="Arial" w:cs="Arial"/>
+                <w:rFonts w:ascii="Arial" w:hAnsi="Arial" w:cs="Arial" w:eastAsia="Arial"/>
                 <w:b/>
                 <w:sz w:val="21"/>
               </w:rPr>
@@ -1017,7 +1017,7 @@
             <w:proofErr w:type="spellStart"/>
             <w:r>
               <w:rPr>
-                <w:rFonts w:ascii="Arial" w:eastAsia="Arial" w:hAnsi="Arial" w:cs="Arial"/>
+                <w:rFonts w:ascii="Arial" w:hAnsi="Arial" w:cs="Arial" w:eastAsia="Arial"/>
                 <w:sz w:val="21"/>
               </w:rPr>
               <w:t>CloudFuze</w:t>
@@ -1025,7 +1025,7 @@
             <w:proofErr w:type="spellEnd"/>
             <w:r>
               <w:rPr>
-                <w:rFonts w:ascii="Arial" w:eastAsia="Arial" w:hAnsi="Arial" w:cs="Arial"/>
+                <w:rFonts w:ascii="Arial" w:hAnsi="Arial" w:cs="Arial" w:eastAsia="Arial"/>
                 <w:sz w:val="21"/>
               </w:rPr>
               <w:t xml:space="preserve"> preserves all root folder permissions along with access levels.</w:t>
@@ -1050,7 +1050,7 @@
           <w:p>
             <w:r>
               <w:rPr>
-                <w:rFonts w:ascii="Arial" w:eastAsia="Arial" w:hAnsi="Arial" w:cs="Arial"/>
+                <w:rFonts w:ascii="Arial" w:hAnsi="Arial" w:cs="Arial" w:eastAsia="Arial"/>
                 <w:b/>
                 <w:sz w:val="21"/>
               </w:rPr>
@@ -1075,7 +1075,7 @@
             <w:proofErr w:type="spellStart"/>
             <w:r>
               <w:rPr>
-                <w:rFonts w:ascii="Arial" w:eastAsia="Arial" w:hAnsi="Arial" w:cs="Arial"/>
+                <w:rFonts w:ascii="Arial" w:hAnsi="Arial" w:cs="Arial" w:eastAsia="Arial"/>
                 <w:sz w:val="21"/>
               </w:rPr>
               <w:t>CloudFuze</w:t>
@@ -1083,7 +1083,7 @@
             <w:proofErr w:type="spellEnd"/>
             <w:r>
               <w:rPr>
-                <w:rFonts w:ascii="Arial" w:eastAsia="Arial" w:hAnsi="Arial" w:cs="Arial"/>
+                <w:rFonts w:ascii="Arial" w:hAnsi="Arial" w:cs="Arial" w:eastAsia="Arial"/>
                 <w:sz w:val="21"/>
               </w:rPr>
               <w:t xml:space="preserve"> preserves all Root file permissions along with access levels.</w:t>
@@ -1108,7 +1108,7 @@
           <w:p>
             <w:r>
               <w:rPr>
-                <w:rFonts w:ascii="Arial" w:eastAsia="Arial" w:hAnsi="Arial" w:cs="Arial"/>
+                <w:rFonts w:ascii="Arial" w:hAnsi="Arial" w:cs="Arial" w:eastAsia="Arial"/>
                 <w:b/>
                 <w:sz w:val="21"/>
               </w:rPr>
@@ -1133,7 +1133,7 @@
             <w:proofErr w:type="spellStart"/>
             <w:r>
               <w:rPr>
-                <w:rFonts w:ascii="Arial" w:eastAsia="Arial" w:hAnsi="Arial" w:cs="Arial"/>
+                <w:rFonts w:ascii="Arial" w:hAnsi="Arial" w:cs="Arial" w:eastAsia="Arial"/>
                 <w:sz w:val="21"/>
               </w:rPr>
               <w:t>CloudFuze</w:t>
@@ -1141,7 +1141,7 @@
             <w:proofErr w:type="spellEnd"/>
             <w:r>
               <w:rPr>
-                <w:rFonts w:ascii="Arial" w:eastAsia="Arial" w:hAnsi="Arial" w:cs="Arial"/>
+                <w:rFonts w:ascii="Arial" w:hAnsi="Arial" w:cs="Arial" w:eastAsia="Arial"/>
                 <w:sz w:val="21"/>
               </w:rPr>
               <w:t xml:space="preserve"> preserves all subfolder permissions along with access levels.</w:t>
@@ -1166,7 +1166,7 @@
           <w:p>
             <w:r>
               <w:rPr>
-                <w:rFonts w:ascii="Arial" w:eastAsia="Arial" w:hAnsi="Arial" w:cs="Arial"/>
+                <w:rFonts w:ascii="Arial" w:hAnsi="Arial" w:cs="Arial" w:eastAsia="Arial"/>
                 <w:b/>
                 <w:sz w:val="21"/>
               </w:rPr>
@@ -1191,7 +1191,7 @@
             <w:proofErr w:type="spellStart"/>
             <w:r>
               <w:rPr>
-                <w:rFonts w:ascii="Arial" w:eastAsia="Arial" w:hAnsi="Arial" w:cs="Arial"/>
+                <w:rFonts w:ascii="Arial" w:hAnsi="Arial" w:cs="Arial" w:eastAsia="Arial"/>
                 <w:sz w:val="21"/>
               </w:rPr>
               <w:t>CloudFuze</w:t>
@@ -1199,7 +1199,7 @@
             <w:proofErr w:type="spellEnd"/>
             <w:r>
               <w:rPr>
-                <w:rFonts w:ascii="Arial" w:eastAsia="Arial" w:hAnsi="Arial" w:cs="Arial"/>
+                <w:rFonts w:ascii="Arial" w:hAnsi="Arial" w:cs="Arial" w:eastAsia="Arial"/>
                 <w:sz w:val="21"/>
               </w:rPr>
               <w:t xml:space="preserve"> migrates all shared links from source to destination and maintains the type of links.</w:t>
@@ -1224,7 +1224,7 @@
           <w:p>
             <w:r>
               <w:rPr>
-                <w:rFonts w:ascii="Arial" w:eastAsia="Arial" w:hAnsi="Arial" w:cs="Arial"/>
+                <w:rFonts w:ascii="Arial" w:hAnsi="Arial" w:cs="Arial" w:eastAsia="Arial"/>
                 <w:b/>
                 <w:sz w:val="21"/>
               </w:rPr>
@@ -1250,7 +1250,7 @@
             <w:proofErr w:type="spellStart"/>
             <w:r>
               <w:rPr>
-                <w:rFonts w:ascii="Arial" w:eastAsia="Arial" w:hAnsi="Arial" w:cs="Arial"/>
+                <w:rFonts w:ascii="Arial" w:hAnsi="Arial" w:cs="Arial" w:eastAsia="Arial"/>
                 <w:sz w:val="21"/>
               </w:rPr>
               <w:t>CloudFuze</w:t>
@@ -1258,7 +1258,7 @@
             <w:proofErr w:type="spellEnd"/>
             <w:r>
               <w:rPr>
-                <w:rFonts w:ascii="Arial" w:eastAsia="Arial" w:hAnsi="Arial" w:cs="Arial"/>
+                <w:rFonts w:ascii="Arial" w:hAnsi="Arial" w:cs="Arial" w:eastAsia="Arial"/>
                 <w:sz w:val="21"/>
               </w:rPr>
               <w:t xml:space="preserve"> can migrate external permissions (Files/Folders shared </w:t>
@@ -1270,7 +1270,7 @@
             </w:pPr>
             <w:r>
               <w:rPr>
-                <w:rFonts w:ascii="Arial" w:eastAsia="Arial" w:hAnsi="Arial" w:cs="Arial"/>
+                <w:rFonts w:ascii="Arial" w:hAnsi="Arial" w:cs="Arial" w:eastAsia="Arial"/>
                 <w:sz w:val="21"/>
               </w:rPr>
               <w:t>with people of outside organizations) of files/folders to the destination along with access levels.</w:t>
@@ -1295,7 +1295,7 @@
           <w:p>
             <w:r>
               <w:rPr>
-                <w:rFonts w:ascii="Arial" w:eastAsia="Arial" w:hAnsi="Arial" w:cs="Arial"/>
+                <w:rFonts w:ascii="Arial" w:hAnsi="Arial" w:cs="Arial" w:eastAsia="Arial"/>
                 <w:b/>
                 <w:sz w:val="21"/>
               </w:rPr>
@@ -1319,7 +1319,7 @@
             </w:pPr>
             <w:r>
               <w:rPr>
-                <w:rFonts w:ascii="Arial" w:eastAsia="Arial" w:hAnsi="Arial" w:cs="Arial"/>
+                <w:rFonts w:ascii="Arial" w:hAnsi="Arial" w:cs="Arial" w:eastAsia="Arial"/>
                 <w:sz w:val="21"/>
               </w:rPr>
               <w:t>Maintaining the original timestamps, including creation and modification dates and times, when transferring data to the destination cloud.</w:t>
@@ -1344,7 +1344,7 @@
           <w:p>
             <w:r>
               <w:rPr>
-                <w:rFonts w:ascii="Arial" w:eastAsia="Arial" w:hAnsi="Arial" w:cs="Arial"/>
+                <w:rFonts w:ascii="Arial" w:hAnsi="Arial" w:cs="Arial" w:eastAsia="Arial"/>
                 <w:b/>
                 <w:sz w:val="21"/>
               </w:rPr>
@@ -1368,7 +1368,7 @@
             </w:pPr>
             <w:r>
               <w:rPr>
-                <w:rFonts w:ascii="Arial" w:eastAsia="Arial" w:hAnsi="Arial" w:cs="Arial"/>
+                <w:rFonts w:ascii="Arial" w:hAnsi="Arial" w:cs="Arial" w:eastAsia="Arial"/>
                 <w:sz w:val="21"/>
               </w:rPr>
               <w:t>Special characters not supported by the destination cloud will be automatically replaced with underscores (_) or hyphens (-). This ensures that the integrity of the data is maintained during the migration process.</w:t>
@@ -1393,7 +1393,7 @@
           <w:p>
             <w:r>
               <w:rPr>
-                <w:rFonts w:ascii="Arial" w:eastAsia="Arial" w:hAnsi="Arial" w:cs="Arial"/>
+                <w:rFonts w:ascii="Arial" w:hAnsi="Arial" w:cs="Arial" w:eastAsia="Arial"/>
                 <w:b/>
                 <w:sz w:val="21"/>
               </w:rPr>
@@ -1417,7 +1417,7 @@
             </w:pPr>
             <w:r>
               <w:rPr>
-                <w:rFonts w:ascii="Arial" w:eastAsia="Arial" w:hAnsi="Arial" w:cs="Arial"/>
+                <w:rFonts w:ascii="Arial" w:hAnsi="Arial" w:cs="Arial" w:eastAsia="Arial"/>
                 <w:sz w:val="21"/>
               </w:rPr>
               <w:t>If the destination cloud has a long folder path limitation, the system automatically adjusts the destination's path as per the limitation.</w:t>
@@ -1442,7 +1442,7 @@
           <w:p>
             <w:r>
               <w:rPr>
-                <w:rFonts w:ascii="Arial" w:eastAsia="Arial" w:hAnsi="Arial" w:cs="Arial"/>
+                <w:rFonts w:ascii="Arial" w:hAnsi="Arial" w:cs="Arial" w:eastAsia="Arial"/>
                 <w:b/>
                 <w:sz w:val="21"/>
               </w:rPr>
@@ -1466,7 +1466,7 @@
             </w:pPr>
             <w:r>
               <w:rPr>
-                <w:rFonts w:ascii="Arial" w:eastAsia="Arial" w:hAnsi="Arial" w:cs="Arial"/>
+                <w:rFonts w:ascii="Arial" w:hAnsi="Arial" w:cs="Arial" w:eastAsia="Arial"/>
                 <w:sz w:val="21"/>
               </w:rPr>
               <w:t>Conflicts will be re-</w:t>
@@ -1474,7 +1474,7 @@
             <w:proofErr w:type="gramStart"/>
             <w:r>
               <w:rPr>
-                <w:rFonts w:ascii="Arial" w:eastAsia="Arial" w:hAnsi="Arial" w:cs="Arial"/>
+                <w:rFonts w:ascii="Arial" w:hAnsi="Arial" w:cs="Arial" w:eastAsia="Arial"/>
                 <w:sz w:val="21"/>
               </w:rPr>
               <w:t>tried</w:t>
@@ -1482,7 +1482,7 @@
             <w:proofErr w:type="gramEnd"/>
             <w:r>
               <w:rPr>
-                <w:rFonts w:ascii="Arial" w:eastAsia="Arial" w:hAnsi="Arial" w:cs="Arial"/>
+                <w:rFonts w:ascii="Arial" w:hAnsi="Arial" w:cs="Arial" w:eastAsia="Arial"/>
                 <w:sz w:val="21"/>
               </w:rPr>
               <w:t xml:space="preserve"> three times automatically.</w:t>
@@ -1506,10 +1506,10 @@
   <w:docDefaults>
     <w:rPrDefault>
       <w:rPr>
-        <w:rFonts w:asciiTheme="minorHAnsi" w:eastAsiaTheme="minorEastAsia" w:hAnsiTheme="minorHAnsi" w:cstheme="minorBidi"/>
+        <w:rFonts w:ascii="Arial" w:hAnsi="Arial" w:cs="Arial" w:eastAsia="Arial"/>
         <w:kern w:val="2"/>
-        <w:sz w:val="24"/>
-        <w:szCs w:val="24"/>
+        <w:sz w:val="21"/>
+        <w:szCs w:val="21"/>
         <w:lang w:val="en-IN" w:eastAsia="en-IN" w:bidi="ar-SA"/>
         <w14:ligatures w14:val="standardContextual"/>
       </w:rPr>
@@ -1905,9 +1905,9 @@
       <w:spacing w:line="259" w:lineRule="auto"/>
     </w:pPr>
     <w:rPr>
-      <w:rFonts w:ascii="Calibri" w:eastAsia="Calibri" w:hAnsi="Calibri" w:cs="Calibri"/>
+      <w:rFonts w:ascii="Arial" w:hAnsi="Arial" w:cs="Arial" w:eastAsia="Arial"/>
       <w:color w:val="000000"/>
-      <w:sz w:val="22"/>
+      <w:sz w:val="21"/>
     </w:rPr>
   </w:style>
   <w:style w:type="character" w:default="1" w:styleId="DefaultParagraphFont">
